--- a/FP/VP527277/Final/MRC-2645_Tender_Response_Schedules_JCE_FILLED_RevG.docx
+++ b/FP/VP527277/Final/MRC-2645_Tender_Response_Schedules_JCE_FILLED_RevG.docx
@@ -2140,22 +2140,7 @@
                 <w:b w:val="0"/>
                 <w:sz w:val="18"/>
               </w:rPr>
-              <w:t xml:space="preserve">More than eight years in civil engineering: Civil Design Manager, Langtree Consulting Engineers (2025 to 2026); Senior Engineer and Design Manager, SCP Consulting (2023 to 2025); Director, JCE Infrastructure. Subconsultant coordination, roads and pavements to Austroads, estimates and bills of quantities, condition inspection (Gunnedah levee, 2026). Drone pilot and GIS lead: JCE's related business, Glide Inside (glideinside.com.au), produces 3D digital models and visualisation for the property and construction sector. JCE will deliver drone photogrammetry (orthophotos, 3D models and geotagged inspection imagery) using a DJI Mavic 3 Enterprise with RTK, operated under CASA's sub-2 kg excluded category (operator accreditation and drone registration in place before services start). GIS in QGIS. Drone and GIS projects: </w:t>
-            </w:r>
-            <w:r>
-              <w:rPr>
-                <w:b w:val="0"/>
-                <w:sz w:val="18"/>
-                <w:highlight w:val="yellow"/>
-              </w:rPr>
-              <w:t>[TBC - Jayden]</w:t>
-            </w:r>
-            <w:r>
-              <w:rPr>
-                <w:b w:val="0"/>
-                <w:sz w:val="18"/>
-              </w:rPr>
-              <w:t>. About 902 hours in Year 1. Detailed CV attached.</w:t>
+              <w:t>More than eight years in civil engineering: Civil Design Manager, Langtree Consulting Engineers (2025 to 2026); Senior Engineer and Design Manager, SCP Consulting (2023 to 2025); Director, JCE Infrastructure. Subconsultant coordination, roads and pavements to Austroads, estimates and bills of quantities, condition inspection (Gunnedah levee, 2026). Drone pilot and GIS lead: JCE's related business, Glide Inside (glideinside.com.au), produces 3D digital models and visualisation for the property and construction sector. JCE will deliver drone photogrammetry (orthophotos, 3D models and geotagged inspection imagery) using a DJI Mavic 3 Enterprise with RTK, operated under CASA's sub-2 kg excluded category (operator accreditation and drone registration in place before services start). GIS in QGIS. Jayden has delivered drone photogrammetry on previous projects, planning automated flight paths in DroneDeploy, capturing with RTK positioning, and processing in Autodesk ReCap Pro to build point clouds and terrain surfaces for use in Autodesk InfraWorks and civil design models. About 902 hours in Year 1. Detailed CV attached.</w:t>
             </w:r>
           </w:p>
         </w:tc>

--- a/FP/VP527277/Final/MRC-2645_Tender_Response_Schedules_JCE_FILLED_RevG.docx
+++ b/FP/VP527277/Final/MRC-2645_Tender_Response_Schedules_JCE_FILLED_RevG.docx
@@ -3190,6 +3190,27 @@
       </w:tr>
     </w:tbl>
     <w:p/>
+    <w:p>
+      <w:r>
+        <w:rPr>
+          <w:b w:val="0"/>
+        </w:rPr>
+        <w:t xml:space="preserve">Other experience (drone capability; a private farm job, so it is not offered as one of the three similar council projects): Farm drainage works, private rural client (Craig Sullivan): drone photogrammetry survey of the property using RTK-positioned automated flights, processed in Autodesk ReCap Pro to a terrain surface used to design the drainage works. Referee: Craig Sullivan, private client, </w:t>
+      </w:r>
+      <w:r>
+        <w:rPr>
+          <w:b w:val="0"/>
+          <w:highlight w:val="yellow"/>
+        </w:rPr>
+        <w:t>[TBC - Jayden: phone and email, with his consent]</w:t>
+      </w:r>
+      <w:r>
+        <w:rPr>
+          <w:b w:val="0"/>
+        </w:rPr>
+        <w:t>.</w:t>
+      </w:r>
+    </w:p>
     <w:p>
       <w:r>
         <w:rPr>

--- a/FP/VP527277/Final/MRC-2645_Tender_Response_Schedules_JCE_FILLED_RevG.docx
+++ b/FP/VP527277/Final/MRC-2645_Tender_Response_Schedules_JCE_FILLED_RevG.docx
@@ -2140,7 +2140,7 @@
                 <w:b w:val="0"/>
                 <w:sz w:val="18"/>
               </w:rPr>
-              <w:t>More than eight years in civil engineering: Civil Design Manager, Langtree Consulting Engineers (2025 to 2026); Senior Engineer and Design Manager, SCP Consulting (2023 to 2025); Director, JCE Infrastructure. Subconsultant coordination, roads and pavements to Austroads, estimates and bills of quantities, condition inspection (Gunnedah levee, 2026). Drone pilot and GIS lead: JCE's related business, Glide Inside (glideinside.com.au), produces 3D digital models and visualisation for the property and construction sector. JCE will deliver drone photogrammetry (orthophotos, 3D models and geotagged inspection imagery) using a DJI Mavic 3 Enterprise with RTK, operated under CASA's sub-2 kg excluded category (operator accreditation and drone registration in place before services start). GIS in QGIS. Jayden has delivered drone photogrammetry on previous projects, planning automated flight paths in DroneDeploy, capturing with RTK positioning, and processing in Autodesk ReCap Pro to build point clouds and terrain surfaces for use in Autodesk InfraWorks and civil design models. About 902 hours in Year 1. Detailed CV attached.</w:t>
+              <w:t>More than eight years in civil engineering: Civil Design Manager, Langtree Consulting Engineers (2025 to 2026); Senior Engineer and Design Manager, SCP Consulting (2023 to 2025); Director, JCE Infrastructure. Subconsultant coordination, roads and pavements to Austroads, estimates and bills of quantities, condition inspection (Gunnedah levee, 2026). Drone pilot and GIS lead: JCE's related business, Glide Inside (glideinside.com.au), produces 3D digital models and visualisation for the property and construction sector. JCE will deliver drone photogrammetry (orthophotos, 3D models and geotagged inspection imagery) using a DJI Mavic 3 Enterprise with RTK, operated under CASA's sub-2 kg excluded category (operator accreditation and drone registration in place before services start). GIS in QGIS. Jayden has delivered drone photogrammetry on previous projects, planning automated flight paths in DroneDeploy, capturing RTK-positioned photogrammetry and high-resolution aerial stills and video, and processing in Autodesk ReCap Pro to build point clouds and terrain surfaces for use in Autodesk InfraWorks and civil design models. About 902 hours in Year 1. Detailed CV attached.</w:t>
             </w:r>
           </w:p>
         </w:tc>

--- a/FP/VP527277/Final/MRC-2645_Tender_Response_Schedules_JCE_FILLED_RevG.docx
+++ b/FP/VP527277/Final/MRC-2645_Tender_Response_Schedules_JCE_FILLED_RevG.docx
@@ -1925,15 +1925,63 @@
                 <w:b w:val="0"/>
                 <w:sz w:val="18"/>
               </w:rPr>
-              <w:t xml:space="preserve">Name / Position / Organisation / Telephone: </w:t>
+              <w:t>Name: Darren Quilliam</w:t>
+            </w:r>
+            <w:r>
+              <w:br/>
             </w:r>
             <w:r>
               <w:rPr>
                 <w:b w:val="0"/>
                 <w:sz w:val="18"/>
+              </w:rPr>
+              <w:t xml:space="preserve">Position: </w:t>
+            </w:r>
+            <w:r>
+              <w:rPr>
+                <w:b w:val="0"/>
+                <w:sz w:val="18"/>
                 <w:highlight w:val="yellow"/>
               </w:rPr>
-              <w:t>[TBC - Jayden: council client referee from the imaging partner or valuer, for a comparable council condition survey or valuation]</w:t>
+              <w:t>[TBC - Jayden]</w:t>
+            </w:r>
+            <w:r>
+              <w:br/>
+            </w:r>
+            <w:r>
+              <w:rPr>
+                <w:b w:val="0"/>
+                <w:sz w:val="18"/>
+              </w:rPr>
+              <w:t>Organisation: Tablelands Regional Council (QLD)</w:t>
+            </w:r>
+            <w:r>
+              <w:br/>
+            </w:r>
+            <w:r>
+              <w:rPr>
+                <w:b w:val="0"/>
+                <w:sz w:val="18"/>
+              </w:rPr>
+              <w:t xml:space="preserve">Telephone: </w:t>
+            </w:r>
+            <w:r>
+              <w:rPr>
+                <w:b w:val="0"/>
+                <w:sz w:val="18"/>
+                <w:highlight w:val="yellow"/>
+              </w:rPr>
+              <w:t>[TBC - Jayden, with his consent]</w:t>
+            </w:r>
+            <w:r>
+              <w:br/>
+            </w:r>
+            <w:r>
+              <w:rPr>
+                <w:b w:val="0"/>
+                <w:sz w:val="18"/>
+              </w:rPr>
+              <w:t>(Client for JCE floodway rectification on Council's road network and a leachate storage facility)</w:t>
             </w:r>
           </w:p>
         </w:tc>
@@ -2140,7 +2188,7 @@
                 <w:b w:val="0"/>
                 <w:sz w:val="18"/>
               </w:rPr>
-              <w:t>More than eight years in civil engineering: Civil Design Manager, Langtree Consulting Engineers (2025 to 2026); Senior Engineer and Design Manager, SCP Consulting (2023 to 2025); Director, JCE Infrastructure. Subconsultant coordination, roads and pavements to Austroads, estimates and bills of quantities, condition inspection (Gunnedah levee, 2026). Drone pilot and GIS lead: JCE's related business, Glide Inside (glideinside.com.au), produces 3D digital models and visualisation for the property and construction sector. JCE will deliver drone photogrammetry (orthophotos, 3D models and geotagged inspection imagery) using a DJI Mavic 3 Enterprise with RTK, operated under CASA's sub-2 kg excluded category (operator accreditation and drone registration in place before services start). GIS in QGIS. Jayden has delivered drone photogrammetry on previous projects, planning automated flight paths in DroneDeploy, capturing RTK-positioned photogrammetry and high-resolution aerial stills and video, and processing in Autodesk ReCap Pro to build point clouds and terrain surfaces for use in Autodesk InfraWorks and civil design models. About 902 hours in Year 1. Detailed CV attached.</w:t>
+              <w:t>More than eight years in civil engineering: Civil Design Manager, Langtree Consulting Engineers (2025 to 2026); Senior Engineer and Design Manager, SCP Consulting (2023 to 2025); Director, JCE Infrastructure. Subconsultant coordination, roads and pavements to Austroads, estimates and bills of quantities, condition inspection (Gunnedah levee, 2026). Drone pilot and GIS lead: JCE's related business, Glide Inside (glideinside.com.au), produces 3D digital models and visualisation for the property and construction sector. JCE will deliver drone photogrammetry (orthophotos, 3D models and geotagged inspection imagery) using a DJI Mavic 3 Enterprise with RTK, operated under CASA's sub-2 kg excluded category (operator accreditation and drone registration in place before services start). GIS in QGIS. Jayden has delivered drone photogrammetry on previous projects, planning automated flight paths in DroneDeploy, capturing RTK-positioned photogrammetry and high-resolution aerial stills and video, and processing in Autodesk ReCap Pro to build point clouds and terrain surfaces for use in Autodesk InfraWorks and civil design models. About 902 hours in Year 1. Council projects: floodway rectification on Tablelands Regional Council's road network; leachate storage facility for Tablelands Regional Council. Detailed CV attached.</w:t>
             </w:r>
           </w:p>
         </w:tc>
@@ -2759,9 +2807,8 @@
               <w:rPr>
                 <w:b w:val="0"/>
                 <w:sz w:val="18"/>
-                <w:highlight w:val="yellow"/>
-              </w:rPr>
-              <w:t>[TBC - Jayden: comparable council network condition survey, bridge inspection program or infrastructure valuation, from partner quotes]</w:t>
+              </w:rPr>
+              <w:t>Floodway rectification, Tablelands Regional Council (QLD): engineering for the rectification of a floodway on Council's road network.</w:t>
             </w:r>
           </w:p>
         </w:tc>
@@ -2795,9 +2842,8 @@
               <w:rPr>
                 <w:b w:val="0"/>
                 <w:sz w:val="18"/>
-                <w:highlight w:val="yellow"/>
-              </w:rPr>
-              <w:t>[TBC]</w:t>
+              </w:rPr>
+              <w:t>Tablelands Regional Council (QLD)</w:t>
             </w:r>
           </w:p>
         </w:tc>
@@ -2831,9 +2877,16 @@
               <w:rPr>
                 <w:b w:val="0"/>
                 <w:sz w:val="18"/>
+              </w:rPr>
+              <w:t xml:space="preserve">Darren Quilliam, Tablelands Regional Council, </w:t>
+            </w:r>
+            <w:r>
+              <w:rPr>
+                <w:b w:val="0"/>
+                <w:sz w:val="18"/>
                 <w:highlight w:val="yellow"/>
               </w:rPr>
-              <w:t>[TBC]</w:t>
+              <w:t>[TBC - Jayden: title, phone and email, with his consent]</w:t>
             </w:r>
           </w:p>
         </w:tc>
@@ -2869,7 +2922,7 @@
                 <w:sz w:val="18"/>
                 <w:highlight w:val="yellow"/>
               </w:rPr>
-              <w:t>[TBC]</w:t>
+              <w:t>[TBC - Jayden]</w:t>
             </w:r>
           </w:p>
         </w:tc>
@@ -2916,9 +2969,8 @@
               <w:rPr>
                 <w:b w:val="0"/>
                 <w:sz w:val="18"/>
-                <w:highlight w:val="yellow"/>
-              </w:rPr>
-              <w:t>[TBC - Jayden: comparable council network condition survey, bridge inspection program or infrastructure valuation, from partner quotes]</w:t>
+              </w:rPr>
+              <w:t>Leachate storage facility, Tablelands Regional Council (QLD): engineering for a landfill leachate storage facility.</w:t>
             </w:r>
           </w:p>
         </w:tc>
@@ -2952,9 +3004,8 @@
               <w:rPr>
                 <w:b w:val="0"/>
                 <w:sz w:val="18"/>
-                <w:highlight w:val="yellow"/>
-              </w:rPr>
-              <w:t>[TBC]</w:t>
+              </w:rPr>
+              <w:t>Tablelands Regional Council (QLD)</w:t>
             </w:r>
           </w:p>
         </w:tc>
@@ -2988,9 +3039,8 @@
               <w:rPr>
                 <w:b w:val="0"/>
                 <w:sz w:val="18"/>
-                <w:highlight w:val="yellow"/>
-              </w:rPr>
-              <w:t>[TBC]</w:t>
+              </w:rPr>
+              <w:t>Darren Quilliam, as above</w:t>
             </w:r>
           </w:p>
         </w:tc>
@@ -3026,7 +3076,7 @@
                 <w:sz w:val="18"/>
                 <w:highlight w:val="yellow"/>
               </w:rPr>
-              <w:t>[TBC]</w:t>
+              <w:t>[TBC - Jayden]</w:t>
             </w:r>
           </w:p>
         </w:tc>

--- a/FP/VP527277/Final/MRC-2645_Tender_Response_Schedules_JCE_FILLED_RevG.docx
+++ b/FP/VP527277/Final/MRC-2645_Tender_Response_Schedules_JCE_FILLED_RevG.docx
@@ -2188,7 +2188,7 @@
                 <w:b w:val="0"/>
                 <w:sz w:val="18"/>
               </w:rPr>
-              <w:t>More than eight years in civil engineering: Civil Design Manager, Langtree Consulting Engineers (2025 to 2026); Senior Engineer and Design Manager, SCP Consulting (2023 to 2025); Director, JCE Infrastructure. Subconsultant coordination, roads and pavements to Austroads, estimates and bills of quantities, condition inspection (Gunnedah levee, 2026). Drone pilot and GIS lead: JCE's related business, Glide Inside (glideinside.com.au), produces 3D digital models and visualisation for the property and construction sector. JCE will deliver drone photogrammetry (orthophotos, 3D models and geotagged inspection imagery) using a DJI Mavic 3 Enterprise with RTK, operated under CASA's sub-2 kg excluded category (operator accreditation and drone registration in place before services start). GIS in QGIS. Jayden has delivered drone photogrammetry on previous projects, planning automated flight paths in DroneDeploy, capturing RTK-positioned photogrammetry and high-resolution aerial stills and video, and processing in Autodesk ReCap Pro to build point clouds and terrain surfaces for use in Autodesk InfraWorks and civil design models. About 902 hours in Year 1. Council projects: floodway rectification on Tablelands Regional Council's road network; leachate storage facility for Tablelands Regional Council. Detailed CV attached.</w:t>
+              <w:t>More than eight years in civil engineering: Civil Design Manager, Langtree Consulting Engineers (2025 to 2026); Senior Engineer and Design Manager, SCP Consulting (2023 to 2025); Director, JCE Infrastructure. Subconsultant coordination, roads and pavements to Austroads, estimates and bills of quantities, Defence delivery for CPB Contractors at RAAF Base Townsville. Drone pilot and GIS lead: JCE's related business, Glide Inside (glideinside.com.au), produces 3D digital models and visualisation for the property and construction sector. JCE will deliver drone photogrammetry (orthophotos, 3D models and geotagged inspection imagery) using a DJI Mavic 3 Enterprise with RTK, operated under CASA's sub-2 kg excluded category (operator accreditation and drone registration in place before services start). GIS in QGIS. Jayden has delivered drone photogrammetry on previous projects, planning automated flight paths in DroneDeploy, capturing RTK-positioned photogrammetry and high-resolution aerial stills and video, and processing in Autodesk ReCap Pro to build point clouds and terrain surfaces for use in Autodesk InfraWorks and civil design models. About 902 hours in Year 1. Council projects: floodway rectification on Tablelands Regional Council's road network; leachate storage facility for Tablelands Regional Council. Detailed CV attached.</w:t>
             </w:r>
           </w:p>
         </w:tc>
@@ -3266,14 +3266,7 @@
         <w:rPr>
           <w:b w:val="0"/>
         </w:rPr>
-        <w:t xml:space="preserve">Other experience: Jayden Callen, condition inspection and certification of an existing earthen flood levee about 647 m long at Gunnedah, with field dispersion and plasticity testing (JCE, 2026). </w:t>
-      </w:r>
-      <w:r>
-        <w:rPr>
-          <w:b w:val="0"/>
-          <w:highlight w:val="yellow"/>
-        </w:rPr>
-        <w:t>[TBC - Jayden: client contact and value, if you want it listed]</w:t>
+        <w:t>Other experience: RAAF Base Townsville, Defence delivery project: engineering delivery for CPB Contractors (head contractor). Referee: Maverick Partner, CPB Contractors, contact details available on request.</w:t>
       </w:r>
     </w:p>
     <w:p>

--- a/FP/VP527277/Final/MRC-2645_Tender_Response_Schedules_JCE_FILLED_RevG.docx
+++ b/FP/VP527277/Final/MRC-2645_Tender_Response_Schedules_JCE_FILLED_RevG.docx
@@ -1981,7 +1981,7 @@
                 <w:b w:val="0"/>
                 <w:sz w:val="18"/>
               </w:rPr>
-              <w:t>(Client for JCE floodway rectification on Council's road network and a leachate storage facility)</w:t>
+              <w:t>(Referee for Jayden Callen's work while at Langtree Consulting Engineers: floodway rectification on Council's road network and a leachate storage facility)</w:t>
             </w:r>
           </w:p>
         </w:tc>
@@ -2188,7 +2188,7 @@
                 <w:b w:val="0"/>
                 <w:sz w:val="18"/>
               </w:rPr>
-              <w:t>More than eight years in civil engineering: Civil Design Manager, Langtree Consulting Engineers (2025 to 2026); Senior Engineer and Design Manager, SCP Consulting (2023 to 2025); Director, JCE Infrastructure. Subconsultant coordination, roads and pavements to Austroads, estimates and bills of quantities, Defence delivery for CPB Contractors at RAAF Base Townsville. Drone pilot and GIS lead: JCE's related business, Glide Inside (glideinside.com.au), produces 3D digital models and visualisation for the property and construction sector. JCE will deliver drone photogrammetry (orthophotos, 3D models and geotagged inspection imagery) using a DJI Mavic 3 Enterprise with RTK, operated under CASA's sub-2 kg excluded category (operator accreditation and drone registration in place before services start). GIS in QGIS. Jayden has delivered drone photogrammetry on previous projects, planning automated flight paths in DroneDeploy, capturing RTK-positioned photogrammetry and high-resolution aerial stills and video, and processing in Autodesk ReCap Pro to build point clouds and terrain surfaces for use in Autodesk InfraWorks and civil design models. About 902 hours in Year 1. Council projects: floodway rectification on Tablelands Regional Council's road network; leachate storage facility for Tablelands Regional Council. Detailed CV attached.</w:t>
+              <w:t>More than eight years in civil engineering: Civil Design Manager, Langtree Consulting Engineers (2025 to 2026); Senior Engineer and Design Manager, SCP Consulting (2023 to 2025); Director, JCE Infrastructure. Subconsultant coordination, roads and pavements to Austroads, estimates and bills of quantities, Defence delivery for CPB Contractors at RAAF Base Townsville. Drone pilot and GIS lead: JCE's related business, Glide Inside (glideinside.com.au), produces 3D digital models and visualisation for the property and construction sector. JCE will deliver drone photogrammetry (orthophotos, 3D models and geotagged inspection imagery) using a DJI Mavic 3 Enterprise with RTK, operated under CASA's sub-2 kg excluded category (operator accreditation and drone registration in place before services start). GIS in QGIS. Jayden has delivered drone photogrammetry on previous projects, planning automated flight paths in DroneDeploy, capturing RTK-positioned photogrammetry and high-resolution aerial stills and video, and processing in Autodesk ReCap Pro to build point clouds and terrain surfaces for use in Autodesk InfraWorks and civil design models. About 902 hours in Year 1. Council projects while at Langtree Consulting Engineers: floodway rectification on Tablelands Regional Council's road network; leachate storage facility for Tablelands Regional Council (QLD); referee Darren Quilliam, Tablelands Regional Council. Defence delivery: RAAF Base Townsville, engineering delivery for CPB Contractors (head contractor); referee Maverick Partner, CPB Contractors. Detailed CV attached.</w:t>
             </w:r>
           </w:p>
         </w:tc>
@@ -2807,8 +2807,9 @@
               <w:rPr>
                 <w:b w:val="0"/>
                 <w:sz w:val="18"/>
-              </w:rPr>
-              <w:t>Floodway rectification, Tablelands Regional Council (QLD): engineering for the rectification of a floodway on Council's road network.</w:t>
+                <w:highlight w:val="yellow"/>
+              </w:rPr>
+              <w:t>[TBC - Jayden: comparable council network condition survey, bridge inspection program or infrastructure valuation, from partner quotes]</w:t>
             </w:r>
           </w:p>
         </w:tc>
@@ -2842,8 +2843,9 @@
               <w:rPr>
                 <w:b w:val="0"/>
                 <w:sz w:val="18"/>
-              </w:rPr>
-              <w:t>Tablelands Regional Council (QLD)</w:t>
+                <w:highlight w:val="yellow"/>
+              </w:rPr>
+              <w:t>[TBC]</w:t>
             </w:r>
           </w:p>
         </w:tc>
@@ -2877,16 +2879,9 @@
               <w:rPr>
                 <w:b w:val="0"/>
                 <w:sz w:val="18"/>
-              </w:rPr>
-              <w:t xml:space="preserve">Darren Quilliam, Tablelands Regional Council, </w:t>
-            </w:r>
-            <w:r>
-              <w:rPr>
-                <w:b w:val="0"/>
-                <w:sz w:val="18"/>
                 <w:highlight w:val="yellow"/>
               </w:rPr>
-              <w:t>[TBC - Jayden: title, phone and email, with his consent]</w:t>
+              <w:t>[TBC]</w:t>
             </w:r>
           </w:p>
         </w:tc>
@@ -2922,7 +2917,7 @@
                 <w:sz w:val="18"/>
                 <w:highlight w:val="yellow"/>
               </w:rPr>
-              <w:t>[TBC - Jayden]</w:t>
+              <w:t>[TBC]</w:t>
             </w:r>
           </w:p>
         </w:tc>
@@ -2969,8 +2964,9 @@
               <w:rPr>
                 <w:b w:val="0"/>
                 <w:sz w:val="18"/>
-              </w:rPr>
-              <w:t>Leachate storage facility, Tablelands Regional Council (QLD): engineering for a landfill leachate storage facility.</w:t>
+                <w:highlight w:val="yellow"/>
+              </w:rPr>
+              <w:t>[TBC - Jayden: comparable council network condition survey, bridge inspection program or infrastructure valuation, from partner quotes]</w:t>
             </w:r>
           </w:p>
         </w:tc>
@@ -3004,8 +3000,9 @@
               <w:rPr>
                 <w:b w:val="0"/>
                 <w:sz w:val="18"/>
-              </w:rPr>
-              <w:t>Tablelands Regional Council (QLD)</w:t>
+                <w:highlight w:val="yellow"/>
+              </w:rPr>
+              <w:t>[TBC]</w:t>
             </w:r>
           </w:p>
         </w:tc>
@@ -3039,8 +3036,9 @@
               <w:rPr>
                 <w:b w:val="0"/>
                 <w:sz w:val="18"/>
-              </w:rPr>
-              <w:t>Darren Quilliam, as above</w:t>
+                <w:highlight w:val="yellow"/>
+              </w:rPr>
+              <w:t>[TBC]</w:t>
             </w:r>
           </w:p>
         </w:tc>
@@ -3076,7 +3074,7 @@
                 <w:sz w:val="18"/>
                 <w:highlight w:val="yellow"/>
               </w:rPr>
-              <w:t>[TBC - Jayden]</w:t>
+              <w:t>[TBC]</w:t>
             </w:r>
           </w:p>
         </w:tc>
@@ -3240,6 +3238,14 @@
       </w:tr>
     </w:tbl>
     <w:p/>
+    <w:p>
+      <w:r>
+        <w:rPr>
+          <w:b w:val="0"/>
+        </w:rPr>
+        <w:t>Key personnel experience (Jayden Callen while at Langtree Consulting Engineers, not JCE projects): floodway rectification on Tablelands Regional Council's road network, and a leachate storage facility for Tablelands Regional Council (QLD). See Schedule 3. Referee: Darren Quilliam, Tablelands Regional Council.</w:t>
+      </w:r>
+    </w:p>
     <w:p>
       <w:r>
         <w:rPr>

--- a/FP/VP527277/Final/MRC-2645_Tender_Response_Schedules_JCE_FILLED_RevG.docx
+++ b/FP/VP527277/Final/MRC-2645_Tender_Response_Schedules_JCE_FILLED_RevG.docx
@@ -144,7 +144,7 @@
         <w:rPr>
           <w:b/>
         </w:rPr>
-        <w:t xml:space="preserve">$ 1,635,724.20 (inclusive of GST) </w:t>
+        <w:t xml:space="preserve">$ 1,648,999.00 (inclusive of GST) </w:t>
       </w:r>
       <w:r>
         <w:rPr>
@@ -2208,6 +2208,74 @@
                 <w:b w:val="0"/>
                 <w:sz w:val="18"/>
               </w:rPr>
+              <w:t>Name: Sunny Lotay</w:t>
+            </w:r>
+            <w:r>
+              <w:br/>
+            </w:r>
+            <w:r>
+              <w:rPr>
+                <w:b w:val="0"/>
+                <w:sz w:val="18"/>
+              </w:rPr>
+              <w:t>Role: Associate Principal Engineer, technical reviewer and certifying engineer (Lotay Civil, standing associate agreement with JCE)</w:t>
+            </w:r>
+          </w:p>
+        </w:tc>
+        <w:tc>
+          <w:tcPr>
+            <w:tcW w:type="dxa" w:w="2551"/>
+          </w:tcPr>
+          <w:p>
+            <w:r/>
+            <w:r>
+              <w:rPr>
+                <w:b w:val="0"/>
+                <w:sz w:val="18"/>
+              </w:rPr>
+              <w:t>RPEQ, NER</w:t>
+            </w:r>
+          </w:p>
+        </w:tc>
+        <w:tc>
+          <w:tcPr>
+            <w:tcW w:type="dxa" w:w="4252"/>
+          </w:tcPr>
+          <w:p>
+            <w:r/>
+            <w:r>
+              <w:rPr>
+                <w:b w:val="0"/>
+                <w:sz w:val="18"/>
+              </w:rPr>
+              <w:t xml:space="preserve">Engaged by JCE under a standing associate agreement as technical reviewer and certifying engineer on JCE commissions: independent technical review, certification where a registered engineer is required, backup project lead. </w:t>
+            </w:r>
+            <w:r>
+              <w:rPr>
+                <w:b w:val="0"/>
+                <w:sz w:val="18"/>
+                <w:highlight w:val="yellow"/>
+              </w:rPr>
+              <w:t>[TBC - Jayden: further experience and CV]</w:t>
+            </w:r>
+          </w:p>
+        </w:tc>
+      </w:tr>
+      <w:tr>
+        <w:trPr>
+          <w:cantSplit/>
+        </w:trPr>
+        <w:tc>
+          <w:tcPr>
+            <w:tcW w:type="dxa" w:w="2835"/>
+          </w:tcPr>
+          <w:p>
+            <w:r/>
+            <w:r>
+              <w:rPr>
+                <w:b w:val="0"/>
+                <w:sz w:val="18"/>
+              </w:rPr>
               <w:t xml:space="preserve">Name: </w:t>
             </w:r>
             <w:r>
@@ -2696,6 +2764,41 @@
                 <w:sz w:val="18"/>
               </w:rPr>
               <w:t>Level 2 inspections and reports for bridges, major culverts and footbridges; Level 3/4 option</w:t>
+            </w:r>
+          </w:p>
+        </w:tc>
+      </w:tr>
+      <w:tr>
+        <w:trPr>
+          <w:cantSplit/>
+        </w:trPr>
+        <w:tc>
+          <w:tcPr>
+            <w:tcW w:type="dxa" w:w="3969"/>
+          </w:tcPr>
+          <w:p>
+            <w:r/>
+            <w:r>
+              <w:rPr>
+                <w:b w:val="0"/>
+                <w:sz w:val="18"/>
+              </w:rPr>
+              <w:t>Lotay Civil (Sunny Lotay, RPEQ, NER), standing associate of JCE</w:t>
+            </w:r>
+          </w:p>
+        </w:tc>
+        <w:tc>
+          <w:tcPr>
+            <w:tcW w:type="dxa" w:w="5669"/>
+          </w:tcPr>
+          <w:p>
+            <w:r/>
+            <w:r>
+              <w:rPr>
+                <w:b w:val="0"/>
+                <w:sz w:val="18"/>
+              </w:rPr>
+              <w:t>Independent technical review of JCE reports; certification where a registered engineer is required; backup project lead</w:t>
             </w:r>
           </w:p>
         </w:tc>

--- a/FP/VP527277/Final/MRC-2645_Tender_Response_Schedules_JCE_FILLED_RevG.docx
+++ b/FP/VP527277/Final/MRC-2645_Tender_Response_Schedules_JCE_FILLED_RevG.docx
@@ -1825,7 +1825,7 @@
                 <w:b w:val="0"/>
                 <w:sz w:val="18"/>
               </w:rPr>
-              <w:t>Organisation: Langtree Consulting Engineers</w:t>
+              <w:t xml:space="preserve">Organisation: Langtree Consulting</w:t>
             </w:r>
             <w:r>
               <w:br/>
@@ -1981,7 +1981,7 @@
                 <w:b w:val="0"/>
                 <w:sz w:val="18"/>
               </w:rPr>
-              <w:t>(Referee for Jayden Callen's work while at Langtree Consulting Engineers: floodway rectification on Council's road network and a leachate storage facility)</w:t>
+              <w:t xml:space="preserve">(Referee for Jayden Callen's work while at Langtree Consulting: floodway rectification on Council's road network and the Ravenshoe leachate storage facility design modification, 2025)</w:t>
             </w:r>
           </w:p>
         </w:tc>
@@ -2188,7 +2188,7 @@
                 <w:b w:val="0"/>
                 <w:sz w:val="18"/>
               </w:rPr>
-              <w:t>More than eight years in civil engineering: Civil Design Manager, Langtree Consulting Engineers (2025 to 2026); Senior Engineer and Design Manager, SCP Consulting (2023 to 2025); Director, JCE Infrastructure. Subconsultant coordination, roads and pavements to Austroads, estimates and bills of quantities, Defence delivery for CPB Contractors at RAAF Base Townsville. Drone pilot and GIS lead: JCE's related business, Glide Inside (glideinside.com.au), produces 3D digital models and visualisation for the property and construction sector. JCE will deliver drone photogrammetry (orthophotos, 3D models and geotagged inspection imagery) using a DJI Mavic 3 Enterprise with RTK, operated under CASA's sub-2 kg excluded category (operator accreditation and drone registration in place before services start). GIS in QGIS. Jayden has delivered drone photogrammetry on previous projects, planning automated flight paths in DroneDeploy, capturing RTK-positioned photogrammetry and high-resolution aerial stills and video, and processing in Autodesk ReCap Pro to build point clouds and terrain surfaces for use in Autodesk InfraWorks and civil design models. About 902 hours in Year 1. Council projects while at Langtree Consulting Engineers: floodway rectification on Tablelands Regional Council's road network; leachate storage facility for Tablelands Regional Council (QLD); referee Darren Quilliam, Tablelands Regional Council. Defence delivery: RAAF Base Townsville, engineering delivery for CPB Contractors (head contractor); referee Maverick Partner, CPB Contractors. Detailed CV attached.</w:t>
+              <w:t xml:space="preserve">More than eight years in civil engineering: Civil Design Manager, Langtree Consulting (2025 to 2026); Senior Engineer and Design Manager, SCP Consulting (2023 to 2025); Director, JCE Infrastructure. Subconsultant coordination, roads and pavements to Austroads, estimates and bills of quantities, Defence delivery for CPB Contractors at RAAF Base Townsville. Drone pilot and GIS lead: JCE's related business, Glide Inside (glideinside.com.au), produces 3D digital models and visualisation for the property and construction sector. JCE will deliver drone photogrammetry (orthophotos, 3D models and geotagged inspection imagery) using a DJI Mavic 3 Enterprise with RTK, operated under CASA's sub-2 kg excluded category (operator accreditation and drone registration in place before services start). GIS in QGIS. Jayden has delivered drone photogrammetry on previous projects, planning automated flight paths in DroneDeploy, capturing RTK-positioned photogrammetry and high-resolution aerial stills and video, and processing in Autodesk ReCap Pro to build point clouds and terrain surfaces for use in Autodesk InfraWorks and civil design models. About 902 hours in Year 1. Council projects while at Langtree Consulting: floodway rectification on Tablelands Regional Council's road network; Ravenshoe leachate storage facility design modification for Tablelands Regional Council (QLD), 2025; referee Darren Quilliam, Tablelands Regional Council. Defence delivery: RAAF Base Townsville, engineering delivery for CPB Contractors (head contractor); referee Maverick Parker, CPB Contractors. Detailed CV attached.</w:t>
             </w:r>
           </w:p>
         </w:tc>
@@ -3346,7 +3346,7 @@
         <w:rPr>
           <w:b w:val="0"/>
         </w:rPr>
-        <w:t>Key personnel experience (Jayden Callen while at Langtree Consulting Engineers, not JCE projects): floodway rectification on Tablelands Regional Council's road network, and a leachate storage facility for Tablelands Regional Council (QLD). See Schedule 3. Referee: Darren Quilliam, Tablelands Regional Council.</w:t>
+        <w:t xml:space="preserve">Key personnel experience (Jayden Callen while at Langtree Consulting, not JCE projects): floodway rectification on Tablelands Regional Council's road network, and the Ravenshoe leachate storage facility design modification (2025) for Tablelands Regional Council (QLD). See Schedule 3. Referee: Darren Quilliam, Tablelands Regional Council.</w:t>
       </w:r>
     </w:p>
     <w:p>
@@ -3375,7 +3375,7 @@
         <w:rPr>
           <w:b w:val="0"/>
         </w:rPr>
-        <w:t>Other experience: RAAF Base Townsville, Defence delivery project: engineering delivery for CPB Contractors (head contractor). Referee: Maverick Partner, CPB Contractors, contact details available on request.</w:t>
+        <w:t xml:space="preserve">Other experience: RAAF Base Townsville, Defence delivery project: engineering delivery for CPB Contractors (head contractor). Referee: Maverick Parker, CPB Contractors, contact details available on request.</w:t>
       </w:r>
     </w:p>
     <w:p>
